--- a/enonces/par_module/GEN_enonces.docx
+++ b/enonces/par_module/GEN_enonces.docx
@@ -1493,6 +1493,7 @@
     </w:p>
     <w:p>
       <w:pPr>
+        <w:keepNext/>
         <w:keepLines/>
         <w:shd w:fill="F2F2F2" w:val="clear"/>
         <w:spacing w:after="0" w:before="100"/>
@@ -1510,6 +1511,7 @@
     </w:p>
     <w:p>
       <w:pPr>
+        <w:keepNext/>
         <w:keepLines/>
         <w:shd w:fill="F2F2F2" w:val="clear"/>
         <w:spacing w:after="0" w:before="0"/>
@@ -1527,6 +1529,7 @@
     </w:p>
     <w:p>
       <w:pPr>
+        <w:keepNext/>
         <w:keepLines/>
         <w:shd w:fill="F2F2F2" w:val="clear"/>
         <w:spacing w:after="0" w:before="0"/>
@@ -1544,6 +1547,7 @@
     </w:p>
     <w:p>
       <w:pPr>
+        <w:keepNext/>
         <w:keepLines/>
         <w:shd w:fill="F2F2F2" w:val="clear"/>
         <w:spacing w:after="0" w:before="0"/>
@@ -1561,6 +1565,7 @@
     </w:p>
     <w:p>
       <w:pPr>
+        <w:keepNext/>
         <w:keepLines/>
         <w:shd w:fill="F2F2F2" w:val="clear"/>
         <w:spacing w:after="0" w:before="0"/>
@@ -1578,6 +1583,7 @@
     </w:p>
     <w:p>
       <w:pPr>
+        <w:keepNext w:val="false"/>
         <w:keepLines/>
         <w:shd w:fill="F2F2F2" w:val="clear"/>
         <w:spacing w:after="160" w:before="0"/>
@@ -1632,6 +1638,7 @@
     </w:p>
     <w:p>
       <w:pPr>
+        <w:keepNext/>
         <w:keepLines/>
         <w:shd w:fill="F2F2F2" w:val="clear"/>
         <w:spacing w:after="0" w:before="100"/>
@@ -1649,6 +1656,7 @@
     </w:p>
     <w:p>
       <w:pPr>
+        <w:keepNext/>
         <w:keepLines/>
         <w:shd w:fill="F2F2F2" w:val="clear"/>
         <w:spacing w:after="0" w:before="0"/>
@@ -1666,6 +1674,7 @@
     </w:p>
     <w:p>
       <w:pPr>
+        <w:keepNext/>
         <w:keepLines/>
         <w:shd w:fill="F2F2F2" w:val="clear"/>
         <w:spacing w:after="0" w:before="0"/>
@@ -1683,6 +1692,7 @@
     </w:p>
     <w:p>
       <w:pPr>
+        <w:keepNext w:val="false"/>
         <w:keepLines/>
         <w:shd w:fill="F2F2F2" w:val="clear"/>
         <w:spacing w:after="160" w:before="0"/>
@@ -2337,6 +2347,7 @@
     </w:tbl>
     <w:p>
       <w:pPr>
+        <w:keepNext w:val="false"/>
         <w:keepLines/>
         <w:shd w:fill="F2F2F2" w:val="clear"/>
         <w:spacing w:after="160" w:before="100"/>
@@ -3844,6 +3855,7 @@
     </w:p>
     <w:p>
       <w:pPr>
+        <w:keepNext w:val="false"/>
         <w:keepLines/>
         <w:shd w:fill="F2F2F2" w:val="clear"/>
         <w:spacing w:after="160" w:before="100"/>
@@ -4085,6 +4097,7 @@
     </w:p>
     <w:p>
       <w:pPr>
+        <w:keepNext w:val="false"/>
         <w:keepLines/>
         <w:shd w:fill="F2F2F2" w:val="clear"/>
         <w:spacing w:after="160" w:before="100"/>
@@ -4511,6 +4524,7 @@
     </w:p>
     <w:p>
       <w:pPr>
+        <w:keepNext/>
         <w:keepLines/>
         <w:shd w:fill="F2F2F2" w:val="clear"/>
         <w:spacing w:after="0" w:before="100"/>
@@ -4528,6 +4542,7 @@
     </w:p>
     <w:p>
       <w:pPr>
+        <w:keepNext w:val="false"/>
         <w:keepLines/>
         <w:shd w:fill="F2F2F2" w:val="clear"/>
         <w:spacing w:after="160" w:before="0"/>
@@ -4606,6 +4621,7 @@
     </w:p>
     <w:p>
       <w:pPr>
+        <w:keepNext/>
         <w:keepLines/>
         <w:shd w:fill="F2F2F2" w:val="clear"/>
         <w:spacing w:after="0" w:before="100"/>
@@ -4623,6 +4639,7 @@
     </w:p>
     <w:p>
       <w:pPr>
+        <w:keepNext/>
         <w:keepLines/>
         <w:shd w:fill="F2F2F2" w:val="clear"/>
         <w:spacing w:after="0" w:before="0"/>
@@ -4640,6 +4657,7 @@
     </w:p>
     <w:p>
       <w:pPr>
+        <w:keepNext w:val="false"/>
         <w:keepLines/>
         <w:shd w:fill="F2F2F2" w:val="clear"/>
         <w:spacing w:after="160" w:before="0"/>
@@ -4900,6 +4918,7 @@
     </w:p>
     <w:p>
       <w:pPr>
+        <w:keepNext w:val="false"/>
         <w:keepLines/>
         <w:shd w:fill="F2F2F2" w:val="clear"/>
         <w:spacing w:after="160" w:before="100"/>
@@ -5664,6 +5683,7 @@
     </w:tbl>
     <w:p>
       <w:pPr>
+        <w:keepNext/>
         <w:keepLines/>
         <w:shd w:fill="F2F2F2" w:val="clear"/>
         <w:spacing w:after="0" w:before="100"/>
@@ -5681,6 +5701,7 @@
     </w:p>
     <w:p>
       <w:pPr>
+        <w:keepNext w:val="false"/>
         <w:keepLines/>
         <w:shd w:fill="F2F2F2" w:val="clear"/>
         <w:spacing w:after="160" w:before="0"/>
@@ -6229,7 +6250,7 @@
         <w:szCs w:val="18"/>
         <w:color w:val="595959"/>
       </w:rPr>
-      <w:t xml:space="preserve">GEN_enonces </w:t>
+      <w:t xml:space="preserve">GEN </w:t>
     </w:r>
     <w:r>
       <w:fldChar w:fldCharType="begin"/>
@@ -6264,7 +6285,7 @@
       <w:fldChar w:fldCharType="separate"/>
     </w:r>
     <w:r>
-      <w:t>8</w:t>
+      <w:t>9</w:t>
     </w:r>
     <w:r>
       <w:fldChar w:fldCharType="end"/>
